--- a/src/report_layout/AppraisalOutcomeLetter.docx
+++ b/src/report_layout/AppraisalOutcomeLetter.docx
@@ -719,7 +719,7 @@
           <w:sz w:val="16"/>
           <w:rFonts w:ascii="Segoe UI" w:hAnsi="Segoe UI"/>
         </w:rPr>
-        <w:t xml:space="preserve">This letter is generated from the Performance Appraisal Management process and should be filed with the employee appraisal record.</w:t>
+        <w:t xml:space="preserve"/>
       </w:r>
     </w:p>
     <w:sectPr>

--- a/src/report_layout/AppraisalOutcomeLetter.docx
+++ b/src/report_layout/AppraisalOutcomeLetter.docx
@@ -776,6 +776,8 @@
  
          < R a t i n g > R a t i n g < / R a t i n g >   
+         < R e v i e w P e r i o d C o d e > R e v i e w P e r i o d C o d e < / R e v i e w P e r i o d C o d e > + 
          < S u b j e c t > S u b j e c t < / S u b j e c t >   
      < / A p p r a i s a l O u t c o m e > 